--- a/cv/CV_Malwandla_Hlongwane_Combined.docx
+++ b/cv/CV_Malwandla_Hlongwane_Combined.docx
@@ -75,7 +75,7 @@
         </w:rPr>
         <w:t xml:space="preserve">  |  </w:t>
       </w:r>
-      <w:hyperlink w:history="1" r:id="rIdjq1syfzhe_du-kaujkpyz">
+      <w:hyperlink w:history="1" r:id="rId7qhlrn0czaq5tsgmbuvye">
         <w:r>
           <w:rPr>
             <w:rFonts w:ascii="Calibri" w:cs="Calibri" w:eastAsia="Calibri" w:hAnsi="Calibri"/>
@@ -103,7 +103,7 @@
         </w:rPr>
         <w:t xml:space="preserve">Portfolio: </w:t>
       </w:r>
-      <w:hyperlink w:history="1" r:id="rId5w6gm9fshztujzozrtmax">
+      <w:hyperlink w:history="1" r:id="rIduvhas4pyqrfsppof-qjs4">
         <w:r>
           <w:rPr>
             <w:rFonts w:ascii="Calibri" w:cs="Calibri" w:eastAsia="Calibri" w:hAnsi="Calibri"/>
@@ -135,7 +135,7 @@
         </w:rPr>
         <w:t xml:space="preserve">GitHub: </w:t>
       </w:r>
-      <w:hyperlink w:history="1" r:id="rIdnzosle7uws3inrb3sdazv">
+      <w:hyperlink w:history="1" r:id="rIdrskcwnwon45tfqhl2yab-">
         <w:r>
           <w:rPr>
             <w:rFonts w:ascii="Calibri" w:cs="Calibri" w:eastAsia="Calibri" w:hAnsi="Calibri"/>
@@ -163,7 +163,7 @@
         </w:rPr>
         <w:t xml:space="preserve">LinkedIn: </w:t>
       </w:r>
-      <w:hyperlink w:history="1" r:id="rIdnwvakbadcgamxzhcrslad">
+      <w:hyperlink w:history="1" r:id="rIdnmtfdsoxsbb0avnqt3dia">
         <w:r>
           <w:rPr>
             <w:rFonts w:ascii="Calibri" w:cs="Calibri" w:eastAsia="Calibri" w:hAnsi="Calibri"/>
@@ -639,7 +639,7 @@
         </w:rPr>
         <w:t xml:space="preserve">GitHub: </w:t>
       </w:r>
-      <w:hyperlink w:history="1" r:id="rIdboxiwsmjluqteuwrqjnvf">
+      <w:hyperlink w:history="1" r:id="rIdektizgexduwjpgiepuzjy">
         <w:r>
           <w:rPr>
             <w:rFonts w:ascii="Calibri" w:cs="Calibri" w:eastAsia="Calibri" w:hAnsi="Calibri"/>
@@ -669,9 +669,9 @@
           <w:sz w:val="21"/>
           <w:szCs w:val="21"/>
         </w:rPr>
-        <w:t xml:space="preserve">Live demo: </w:t>
-      </w:r>
-      <w:hyperlink w:history="1" r:id="rId-y7538eocrwib8mnzi7nz">
+        <w:t xml:space="preserve">Live site: </w:t>
+      </w:r>
+      <w:hyperlink w:history="1" r:id="rIddn2aefweamybmu4m6kcak">
         <w:r>
           <w:rPr>
             <w:rFonts w:ascii="Calibri" w:cs="Calibri" w:eastAsia="Calibri" w:hAnsi="Calibri"/>
@@ -680,7 +680,7 @@
             <w:szCs w:val="21"/>
             <w:u w:val="single"/>
           </w:rPr>
-          <w:t xml:space="preserve">taskify-frontend-ol07.onrender.com</w:t>
+          <w:t xml:space="preserve">taskify-marketplace.co.za</w:t>
         </w:r>
       </w:hyperlink>
     </w:p>
@@ -819,7 +819,7 @@
         </w:rPr>
         <w:t xml:space="preserve">GitHub: </w:t>
       </w:r>
-      <w:hyperlink w:history="1" r:id="rIdwedw8_tujqgdzzb1ge755">
+      <w:hyperlink w:history="1" r:id="rIdldpjbz2-synj2fwmsfgfg">
         <w:r>
           <w:rPr>
             <w:rFonts w:ascii="Calibri" w:cs="Calibri" w:eastAsia="Calibri" w:hAnsi="Calibri"/>
@@ -967,7 +967,7 @@
         </w:rPr>
         <w:t xml:space="preserve">GitHub: </w:t>
       </w:r>
-      <w:hyperlink w:history="1" r:id="rIdqk527sqetlyw2dkfjbw8a">
+      <w:hyperlink w:history="1" r:id="rIdbhp861n5l5gdzlt4hp_ui">
         <w:r>
           <w:rPr>
             <w:rFonts w:ascii="Calibri" w:cs="Calibri" w:eastAsia="Calibri" w:hAnsi="Calibri"/>
@@ -1115,7 +1115,7 @@
         </w:rPr>
         <w:t xml:space="preserve">GitHub: </w:t>
       </w:r>
-      <w:hyperlink w:history="1" r:id="rIdiyyoztaj7_ypzc8d7igjx">
+      <w:hyperlink w:history="1" r:id="rIdf-p4ejjo1dt-zcm6zdr0c">
         <w:r>
           <w:rPr>
             <w:rFonts w:ascii="Calibri" w:cs="Calibri" w:eastAsia="Calibri" w:hAnsi="Calibri"/>
@@ -1243,7 +1243,7 @@
         </w:rPr>
         <w:t xml:space="preserve">GitHub: </w:t>
       </w:r>
-      <w:hyperlink w:history="1" r:id="rId7xp01jxdrpwyqqswdej5s">
+      <w:hyperlink w:history="1" r:id="rId51xkkazzzbhqld-oso9sn">
         <w:r>
           <w:rPr>
             <w:rFonts w:ascii="Calibri" w:cs="Calibri" w:eastAsia="Calibri" w:hAnsi="Calibri"/>
@@ -1371,7 +1371,7 @@
         </w:rPr>
         <w:t xml:space="preserve">GitHub: </w:t>
       </w:r>
-      <w:hyperlink w:history="1" r:id="rIdtaoioflu7k2c0xm09taay">
+      <w:hyperlink w:history="1" r:id="rIdizf7aajvnjpse0mpztoaj">
         <w:r>
           <w:rPr>
             <w:rFonts w:ascii="Calibri" w:cs="Calibri" w:eastAsia="Calibri" w:hAnsi="Calibri"/>
